--- a/Backend/Director_Disclosure/Output_Disclosures/2024-25/MUNDRA_SOLAR_PV_LIMITED/DIR-8/DIR8_GAURAV_SURINDER_VESASI_09848221.docx
+++ b/Backend/Director_Disclosure/Output_Disclosures/2024-25/MUNDRA_SOLAR_PV_LIMITED/DIR-8/DIR8_GAURAV_SURINDER_VESASI_09848221.docx
@@ -612,7 +612,7 @@
                 <w:b w:val="0"/>
                 <w:sz w:val="23"/>
               </w:rPr>
-              <w:t>ADANI GREEN ENERGY TWENTY FIVE A LIMITED</w:t>
+              <w:t>ADANI RENEWABLE ENERGY FORTY FIVE LIMITED</w:t>
             </w:r>
           </w:p>
         </w:tc>
@@ -752,7 +752,7 @@
                 <w:b w:val="0"/>
                 <w:sz w:val="23"/>
               </w:rPr>
-              <w:t>ADANI RENEWABLE ENERGY FORTY FIVE LIMITED</w:t>
+              <w:t>ADANI GREEN ENERGY TWENTY FIVE A LIMITED</w:t>
             </w:r>
           </w:p>
         </w:tc>
@@ -1097,7 +1097,7 @@
           <w:b w:val="0"/>
           <w:sz w:val="23"/>
         </w:rPr>
-        <w:t xml:space="preserve">Date: 07th May, 2026</w:t>
+        <w:t xml:space="preserve">Date: 15th May, 2026</w:t>
         <w:tab/>
       </w:r>
     </w:p>

--- a/Backend/Director_Disclosure/Output_Disclosures/2024-25/MUNDRA_SOLAR_PV_LIMITED/DIR-8/DIR8_GAURAV_SURINDER_VESASI_09848221.docx
+++ b/Backend/Director_Disclosure/Output_Disclosures/2024-25/MUNDRA_SOLAR_PV_LIMITED/DIR-8/DIR8_GAURAV_SURINDER_VESASI_09848221.docx
@@ -612,7 +612,7 @@
                 <w:b w:val="0"/>
                 <w:sz w:val="23"/>
               </w:rPr>
-              <w:t>ADANI RENEWABLE ENERGY FORTY FIVE LIMITED</w:t>
+              <w:t>ADANI RENEWABLE ENERGY FIFTY SEVEN LIMITED</w:t>
             </w:r>
           </w:p>
         </w:tc>
@@ -631,7 +631,7 @@
                 <w:b w:val="0"/>
                 <w:sz w:val="23"/>
               </w:rPr>
-              <w:t>14/04/2025</w:t>
+              <w:t>23/06/2025</w:t>
             </w:r>
           </w:p>
         </w:tc>
@@ -682,7 +682,7 @@
                 <w:b w:val="0"/>
                 <w:sz w:val="23"/>
               </w:rPr>
-              <w:t>ADANI RENEWABLE ENERGY FIFTY SEVEN LIMITED</w:t>
+              <w:t>ADANI RENEWABLE ENERGY FORTY FIVE LIMITED</w:t>
             </w:r>
           </w:p>
         </w:tc>
@@ -701,7 +701,7 @@
                 <w:b w:val="0"/>
                 <w:sz w:val="23"/>
               </w:rPr>
-              <w:t>14/04/2025</w:t>
+              <w:t>23/06/2025</w:t>
             </w:r>
           </w:p>
         </w:tc>
@@ -771,7 +771,7 @@
                 <w:b w:val="0"/>
                 <w:sz w:val="23"/>
               </w:rPr>
-              <w:t>14/04/2025</w:t>
+              <w:t>23/06/2025</w:t>
             </w:r>
           </w:p>
         </w:tc>
@@ -1097,7 +1097,7 @@
           <w:b w:val="0"/>
           <w:sz w:val="23"/>
         </w:rPr>
-        <w:t xml:space="preserve">Date: 15th May, 2026</w:t>
+        <w:t xml:space="preserve">Date: 08th June, 2026</w:t>
         <w:tab/>
       </w:r>
     </w:p>
